--- a/Word/Module 2/DOCX/Exercices/M2_02_Exercice_Styles_Modele.docx
+++ b/Word/Module 2/DOCX/Exercices/M2_02_Exercice_Styles_Modele.docx
@@ -5,57 +5,127 @@
     <w:p>
       <w:pPr>
         <w:pStyle w:val="Title"/>
+        <w:spacing w:after="160" w:before="0"/>
       </w:pPr>
       <w:r>
+        <w:rPr>
+          <w:rFonts w:ascii="Calibri" w:hAnsi="Calibri" w:eastAsia="Calibri"/>
+          <w:sz w:val="22"/>
+        </w:rPr>
         <w:t>Automatiser la présentation</w:t>
       </w:r>
     </w:p>
     <w:p>
+      <w:pPr>
+        <w:spacing w:after="240" w:before="0"/>
+      </w:pPr>
       <w:r>
         <w:rPr>
+          <w:rFonts w:ascii="Calibri" w:hAnsi="Calibri" w:eastAsia="Calibri"/>
           <w:i/>
+          <w:color w:val="666666"/>
+          <w:sz w:val="22"/>
         </w:rPr>
-        <w:t>Consigne : ce document a été mis en forme manuellement (gras, tailles, couleurs répétées). Repérez les mises en forme répétitives, créez et appliquez des styles, enchaînez-les, puis enregistrez le tout comme modèle (.dotx).</w:t>
+        <w:t>Consigne : ce document a été mis en forme manuellement (gras, tailles, couleurs répétées). Repérez les mises en forme répétitives, créez un style de titre et un style de corps, appliquez-les partout, réglez le style suivant (titre → corps), modifiez un style pour vérifier la mise à jour globale, puis enregistrez le tout comme modèle (.dotx).</w:t>
       </w:r>
     </w:p>
     <w:p>
+      <w:pPr>
+        <w:spacing w:after="240"/>
+      </w:pPr>
       <w:r>
-        <w:t>RAPPORT D'ACTIVITÉ (titre tapé en gras 18 pt)</w:t>
+        <w:rPr>
+          <w:rFonts w:ascii="Calibri" w:hAnsi="Calibri" w:eastAsia="Calibri"/>
+          <w:b/>
+          <w:sz w:val="36"/>
+        </w:rPr>
+        <w:t>RAPPORT D'ACTIVITÉ</w:t>
       </w:r>
     </w:p>
     <w:p>
+      <w:pPr>
+        <w:spacing w:after="120"/>
+      </w:pPr>
       <w:r>
-        <w:t>1. Introduction (sous-titre en gras 14 pt souligné)</w:t>
+        <w:rPr>
+          <w:rFonts w:ascii="Calibri" w:hAnsi="Calibri" w:eastAsia="Calibri"/>
+          <w:b/>
+          <w:sz w:val="28"/>
+          <w:u w:val="single"/>
+        </w:rPr>
+        <w:t>1. Introduction</w:t>
       </w:r>
     </w:p>
     <w:p>
+      <w:pPr>
+        <w:spacing w:after="160"/>
+      </w:pPr>
       <w:r>
+        <w:rPr>
+          <w:rFonts w:ascii="Calibri" w:hAnsi="Calibri" w:eastAsia="Calibri"/>
+          <w:sz w:val="22"/>
+        </w:rPr>
         <w:t>Texte courant saisi en Calibri 11, parfois en Arial 12 selon les paragraphes.</w:t>
       </w:r>
     </w:p>
     <w:p>
+      <w:pPr>
+        <w:spacing w:after="120"/>
+      </w:pPr>
       <w:r>
-        <w:t>2. Bilan (sous-titre en gras 14 pt souligné)</w:t>
+        <w:rPr>
+          <w:rFonts w:ascii="Calibri" w:hAnsi="Calibri" w:eastAsia="Calibri"/>
+          <w:b/>
+          <w:sz w:val="28"/>
+          <w:u w:val="single"/>
+        </w:rPr>
+        <w:t>2. Bilan</w:t>
       </w:r>
     </w:p>
     <w:p>
+      <w:pPr>
+        <w:spacing w:after="160" w:before="320"/>
+        <w:ind w:left="709"/>
+      </w:pPr>
       <w:r>
+        <w:rPr>
+          <w:rFonts w:ascii="Arial" w:hAnsi="Arial" w:eastAsia="Arial"/>
+          <w:sz w:val="24"/>
+        </w:rPr>
         <w:t>Encore du texte avec des espacements irréguliers et des retraits faits à la main.</w:t>
       </w:r>
     </w:p>
     <w:p>
+      <w:pPr>
+        <w:spacing w:after="120"/>
+      </w:pPr>
       <w:r>
-        <w:t>3. Perspectives (sous-titre en gras 14 pt souligné)</w:t>
+        <w:rPr>
+          <w:rFonts w:ascii="Calibri" w:hAnsi="Calibri" w:eastAsia="Calibri"/>
+          <w:b/>
+          <w:sz w:val="28"/>
+          <w:u w:val="single"/>
+        </w:rPr>
+        <w:t>3. Perspectives</w:t>
       </w:r>
     </w:p>
     <w:p>
+      <w:pPr>
+        <w:spacing w:after="160"/>
+      </w:pPr>
       <w:r>
+        <w:rPr>
+          <w:rFonts w:ascii="Calibri" w:hAnsi="Calibri" w:eastAsia="Calibri"/>
+          <w:b/>
+          <w:color w:val="2B579A"/>
+          <w:sz w:val="22"/>
+        </w:rPr>
         <w:t>Conclusion mise en forme une fois de plus à la main.</w:t>
       </w:r>
     </w:p>
     <w:sectPr>
-      <w:pgSz w:w="12240" w:h="15840"/>
-      <w:pgMar w:top="1440" w:right="1800" w:bottom="1440" w:left="1800" w:header="720" w:footer="720" w:gutter="0"/>
+      <w:pgSz w:w="11906" w:h="16838"/>
+      <w:pgMar w:top="1134" w:right="1417" w:bottom="1134" w:left="1417" w:header="720" w:footer="720" w:gutter="0"/>
       <w:cols w:space="720"/>
       <w:docGrid w:linePitch="360"/>
     </w:sectPr>
